--- a/24CE089.AWF.Pr07-12.docx
+++ b/24CE089.AWF.Pr07-12.docx
@@ -24039,16 +24039,6 @@
               </w:rPr>
               <w:t># Author: Nilay Patel (24CE089)</w:t>
             </w:r>
-            <w:proofErr w:type="spellStart"/>
-            <w:r>
-              <w:rPr>
-                <w:rFonts w:ascii="Courier New" w:eastAsia="Courier New" w:hAnsi="Courier New" w:cs="Courier New"/>
-                <w:color w:val="212529"/>
-                <w:sz w:val="17"/>
-                <w:szCs w:val="17"/>
-              </w:rPr>
-            </w:r>
-            <w:proofErr w:type="spellEnd"/>
           </w:p>
           <w:p>
             <w:pPr>
@@ -27892,6 +27882,13 @@
         <w:szCs w:val="28"/>
       </w:rPr>
       <w:t xml:space="preserve">       </w:t>
+    </w:r>
+    <w:r>
+      <w:rPr>
+        <w:sz w:val="28"/>
+        <w:szCs w:val="28"/>
+      </w:rPr>
+      <w:t xml:space="preserve"> </w:t>
     </w:r>
     <w:r>
       <w:rPr>
@@ -27976,27 +27973,7 @@
         <w:szCs w:val="28"/>
       </w:rPr>
       <w:tab/>
-    </w:r>
-    <w:r>
-      <w:rPr>
-        <w:sz w:val="28"/>
-        <w:szCs w:val="28"/>
-      </w:rPr>
-      <w:t xml:space="preserve">        </w:t>
-    </w:r>
-    <w:r>
-      <w:rPr>
-        <w:sz w:val="28"/>
-        <w:szCs w:val="28"/>
-      </w:rPr>
-      <w:t>24CE0</w:t>
-    </w:r>
-    <w:r>
-      <w:rPr>
-        <w:sz w:val="28"/>
-        <w:szCs w:val="28"/>
-      </w:rPr>
-      <w:t>89</w:t>
+      <w:t xml:space="preserve">        24CE089</w:t>
     </w:r>
   </w:p>
 </w:hdr>
@@ -29120,6 +29097,27 @@
 </file>
 
 <file path=customXml/item1.xml><?xml version="1.0" encoding="utf-8"?>
+<?mso-contentType ?>
+<FormTemplates xmlns="http://schemas.microsoft.com/sharepoint/v3/contenttype/forms">
+  <Display>DocumentLibraryForm</Display>
+  <Edit>DocumentLibraryForm</Edit>
+  <New>DocumentLibraryForm</New>
+</FormTemplates>
+</file>
+
+<file path=customXml/item2.xml><?xml version="1.0" encoding="utf-8"?>
+<p:properties xmlns:p="http://schemas.microsoft.com/office/2006/metadata/properties" xmlns:xsi="http://www.w3.org/2001/XMLSchema-instance" xmlns:pc="http://schemas.microsoft.com/office/infopath/2007/PartnerControls">
+  <documentManagement>
+    <lcf76f155ced4ddcb4097134ff3c332f xmlns="e57facaf-3526-43e5-b1a3-57562be09595">
+      <Terms xmlns="http://schemas.microsoft.com/office/infopath/2007/PartnerControls"/>
+    </lcf76f155ced4ddcb4097134ff3c332f>
+    <TaxCatchAll xmlns="9ced9dd4-2a15-401c-a698-23c7d0b2c454" xsi:nil="true"/>
+    <ReferenceId xmlns="e57facaf-3526-43e5-b1a3-57562be09595" xsi:nil="true"/>
+  </documentManagement>
+</p:properties>
+</file>
+
+<file path=customXml/item3.xml><?xml version="1.0" encoding="utf-8"?>
 <ct:contentTypeSchema xmlns:ct="http://schemas.microsoft.com/office/2006/metadata/contentType" xmlns:ma="http://schemas.microsoft.com/office/2006/metadata/properties/metaAttributes" ct:_="" ma:_="" ma:contentTypeName="Document" ma:contentTypeID="0x010100DF2BAE144EC2374E94DF8AD3E410A37E" ma:contentTypeVersion="10" ma:contentTypeDescription="Create a new document." ma:contentTypeScope="" ma:versionID="6826c07d5fe959dd2bf0f19dcd3cc8e4">
   <xsd:schema xmlns:xsd="http://www.w3.org/2001/XMLSchema" xmlns:xs="http://www.w3.org/2001/XMLSchema" xmlns:p="http://schemas.microsoft.com/office/2006/metadata/properties" xmlns:ns2="e57facaf-3526-43e5-b1a3-57562be09595" xmlns:ns3="9ced9dd4-2a15-401c-a698-23c7d0b2c454" targetNamespace="http://schemas.microsoft.com/office/2006/metadata/properties" ma:root="true" ma:fieldsID="d668f4accf45458ee65047ca0c751b82" ns2:_="" ns3:_="">
     <xsd:import namespace="e57facaf-3526-43e5-b1a3-57562be09595"/>
@@ -29306,28 +29304,26 @@
 </ct:contentTypeSchema>
 </file>
 
-<file path=customXml/item2.xml><?xml version="1.0" encoding="utf-8"?>
-<p:properties xmlns:p="http://schemas.microsoft.com/office/2006/metadata/properties" xmlns:xsi="http://www.w3.org/2001/XMLSchema-instance" xmlns:pc="http://schemas.microsoft.com/office/infopath/2007/PartnerControls">
-  <documentManagement>
-    <lcf76f155ced4ddcb4097134ff3c332f xmlns="e57facaf-3526-43e5-b1a3-57562be09595">
-      <Terms xmlns="http://schemas.microsoft.com/office/infopath/2007/PartnerControls"/>
-    </lcf76f155ced4ddcb4097134ff3c332f>
-    <TaxCatchAll xmlns="9ced9dd4-2a15-401c-a698-23c7d0b2c454" xsi:nil="true"/>
-    <ReferenceId xmlns="e57facaf-3526-43e5-b1a3-57562be09595" xsi:nil="true"/>
-  </documentManagement>
-</p:properties>
+<file path=customXml/itemProps1.xml><?xml version="1.0" encoding="utf-8"?>
+<ds:datastoreItem xmlns:ds="http://schemas.openxmlformats.org/officeDocument/2006/customXml" ds:itemID="{10DF3C88-558C-4E84-9C12-A3906A7D0488}">
+  <ds:schemaRefs>
+    <ds:schemaRef ds:uri="http://schemas.microsoft.com/sharepoint/v3/contenttype/forms"/>
+  </ds:schemaRefs>
+</ds:datastoreItem>
 </file>
 
-<file path=customXml/item3.xml><?xml version="1.0" encoding="utf-8"?>
-<?mso-contentType ?>
-<FormTemplates xmlns="http://schemas.microsoft.com/sharepoint/v3/contenttype/forms">
-  <Display>DocumentLibraryForm</Display>
-  <Edit>DocumentLibraryForm</Edit>
-  <New>DocumentLibraryForm</New>
-</FormTemplates>
+<file path=customXml/itemProps2.xml><?xml version="1.0" encoding="utf-8"?>
+<ds:datastoreItem xmlns:ds="http://schemas.openxmlformats.org/officeDocument/2006/customXml" ds:itemID="{30E63396-0DA5-4361-8ADC-A6BC97DE7C39}">
+  <ds:schemaRefs>
+    <ds:schemaRef ds:uri="http://schemas.microsoft.com/office/2006/metadata/properties"/>
+    <ds:schemaRef ds:uri="http://schemas.microsoft.com/office/infopath/2007/PartnerControls"/>
+    <ds:schemaRef ds:uri="e57facaf-3526-43e5-b1a3-57562be09595"/>
+    <ds:schemaRef ds:uri="9ced9dd4-2a15-401c-a698-23c7d0b2c454"/>
+  </ds:schemaRefs>
+</ds:datastoreItem>
 </file>
 
-<file path=customXml/itemProps1.xml><?xml version="1.0" encoding="utf-8"?>
+<file path=customXml/itemProps3.xml><?xml version="1.0" encoding="utf-8"?>
 <ds:datastoreItem xmlns:ds="http://schemas.openxmlformats.org/officeDocument/2006/customXml" ds:itemID="{0B7547C9-FE5C-49C1-932E-1AD602C634F8}">
   <ds:schemaRefs>
     <ds:schemaRef ds:uri="http://schemas.microsoft.com/office/2006/metadata/contentType"/>
@@ -29344,23 +29340,4 @@
     <ds:schemaRef ds:uri="http://schemas.microsoft.com/internal/obd"/>
   </ds:schemaRefs>
 </ds:datastoreItem>
-</file>
-
-<file path=customXml/itemProps2.xml><?xml version="1.0" encoding="utf-8"?>
-<ds:datastoreItem xmlns:ds="http://schemas.openxmlformats.org/officeDocument/2006/customXml" ds:itemID="{30E63396-0DA5-4361-8ADC-A6BC97DE7C39}">
-  <ds:schemaRefs>
-    <ds:schemaRef ds:uri="http://schemas.microsoft.com/office/2006/metadata/properties"/>
-    <ds:schemaRef ds:uri="http://schemas.microsoft.com/office/infopath/2007/PartnerControls"/>
-    <ds:schemaRef ds:uri="e57facaf-3526-43e5-b1a3-57562be09595"/>
-    <ds:schemaRef ds:uri="9ced9dd4-2a15-401c-a698-23c7d0b2c454"/>
-  </ds:schemaRefs>
-</ds:datastoreItem>
-</file>
-
-<file path=customXml/itemProps3.xml><?xml version="1.0" encoding="utf-8"?>
-<ds:datastoreItem xmlns:ds="http://schemas.openxmlformats.org/officeDocument/2006/customXml" ds:itemID="{10DF3C88-558C-4E84-9C12-A3906A7D0488}">
-  <ds:schemaRefs>
-    <ds:schemaRef ds:uri="http://schemas.microsoft.com/sharepoint/v3/contenttype/forms"/>
-  </ds:schemaRefs>
-</ds:datastoreItem>
 </file>